--- a/tests/fixtures/contract-v2.docx
+++ b/tests/fixtures/contract-v2.docx
@@ -305,7 +305,7 @@
               <a:graphicData uri="http://schemas.openxmlformats.org/drawingml/2006/picture">
                 <pic:pic>
                   <pic:nvPicPr>
-                    <pic:cNvPr id="0" name="tmp5rp9wkde.png"/>
+                    <pic:cNvPr id="0" name="tmpb37zy5p_.png"/>
                     <pic:cNvPicPr/>
                   </pic:nvPicPr>
                   <pic:blipFill>

--- a/tests/fixtures/contract-v2.docx
+++ b/tests/fixtures/contract-v2.docx
@@ -305,7 +305,7 @@
               <a:graphicData uri="http://schemas.openxmlformats.org/drawingml/2006/picture">
                 <pic:pic>
                   <pic:nvPicPr>
-                    <pic:cNvPr id="0" name="tmpb37zy5p_.png"/>
+                    <pic:cNvPr id="0" name="tmp1kt66b4n.png"/>
                     <pic:cNvPicPr/>
                   </pic:nvPicPr>
                   <pic:blipFill>
